--- a/UKRA NARASIMMA V.docx
+++ b/UKRA NARASIMMA V.docx
@@ -294,22 +294,6 @@
                                 </w:rPr>
                                 <w:t xml:space="preserve"> O U N T A N T   </w:t>
                               </w:r>
-                              <w:r>
-                                <w:rPr>
-                                  <w:color w:val="535353"/>
-                                  <w:spacing w:val="-10"/>
-                                  <w:sz w:val="21"/>
-                                </w:rPr>
-                                <w:t xml:space="preserve">| </w:t>
-                              </w:r>
-                              <w:r>
-                                <w:rPr>
-                                  <w:color w:val="535353"/>
-                                  <w:spacing w:val="-10"/>
-                                  <w:sz w:val="21"/>
-                                </w:rPr>
-                                <w:t xml:space="preserve">   F R E S H E R </w:t>
-                              </w:r>
                             </w:p>
                           </w:txbxContent>
                         </wps:txbx>
@@ -502,22 +486,6 @@
                             <w:sz w:val="21"/>
                           </w:rPr>
                           <w:t xml:space="preserve"> O U N T A N T   </w:t>
-                        </w:r>
-                        <w:r>
-                          <w:rPr>
-                            <w:color w:val="535353"/>
-                            <w:spacing w:val="-10"/>
-                            <w:sz w:val="21"/>
-                          </w:rPr>
-                          <w:t xml:space="preserve">| </w:t>
-                        </w:r>
-                        <w:r>
-                          <w:rPr>
-                            <w:color w:val="535353"/>
-                            <w:spacing w:val="-10"/>
-                            <w:sz w:val="21"/>
-                          </w:rPr>
-                          <w:t xml:space="preserve">   F R E S H E R </w:t>
                         </w:r>
                       </w:p>
                     </w:txbxContent>
